--- a/docs/requirements/00-tong-quan.docx
+++ b/docs/requirements/00-tong-quan.docx
@@ -187,6 +187,42 @@
           <w:szCs w:val="18"/>
         </w:rPr>
         <w:t xml:space="preserve">→ Xem chi tiết: requirements/04-gia-tri-khac-biet-module.docx</w:t>
+      </w:r>
+    </w:p>
+    <w:p>
+      <w:pPr>
+        <w:pStyle w:val="Heading3"/>
+        <w:spacing w:after="80" w:before="200"/>
+      </w:pPr>
+      <w:r>
+        <w:rPr>
+          <w:b/>
+          <w:bCs/>
+        </w:rPr>
+        <w:t xml:space="preserve">Module 18: Công nghệ ứng dụng (Trải nghiệm không gian học thuật số)</w:t>
+      </w:r>
+    </w:p>
+    <w:p>
+      <w:pPr>
+        <w:spacing w:after="120"/>
+      </w:pPr>
+      <w:r>
+        <w:t xml:space="preserve">Giới thiệu định hướng công nghệ số hoá tương lai (PWA học tiếng Anh — Phase 2) ngay trên Landing Page dưới dạng nội dung tiếp thị tĩnh (4 tab tính năng, ảnh/video hiện là placeholder “Chưa có ảnh”), không cam kết tính năng cụ thể trước khi hợp đồng Phase 2 được ký. Bổ sung ngày 2026-09-09 — nằm ở đúng vị trí mục menu Header “Công nghệ ứng dụng” (đánh số 18 để giữ ổn định tham chiếu, không đổi số các module trước/sau).</w:t>
+      </w:r>
+    </w:p>
+    <w:p>
+      <w:pPr>
+        <w:spacing w:after="120"/>
+      </w:pPr>
+      <w:r>
+        <w:rPr>
+          <w:i/>
+          <w:iCs/>
+          <w:color w:val="888888"/>
+          <w:sz w:val="18"/>
+          <w:szCs w:val="18"/>
+        </w:rPr>
+        <w:t xml:space="preserve">→ Xem chi tiết: requirements/18-cong-nghe-ung-dung-module.docx</w:t>
       </w:r>
     </w:p>
     <w:p>
